--- a/en/wisdom-stories/hajj-pilgrimage.docx
+++ b/en/wisdom-stories/hajj-pilgrimage.docx
@@ -14,7 +14,7 @@
           <w:color w:val="000000"/>
           <w:sz w:val="52"/>
         </w:rPr>
-        <w:t>Hajj pilgrimage</w:t>
+        <w:t>The Hajj Pilgrimage</w:t>
       </w:r>
     </w:p>
     <w:p>
@@ -22,13 +22,7 @@
         <w:jc w:val="left"/>
       </w:pPr>
       <w:r>
-        <w:rPr>
-          <w:rFonts w:ascii="Arial" w:hAnsi="Arial" w:eastAsia="Arial"/>
-          <w:i w:val="0"/>
-          <w:color w:val="000000"/>
-          <w:sz w:val="22"/>
-        </w:rPr>
-        <w:t>When the time comes for a person on Hajj pilgrimage to throw stones at the devil, instead of throwing them, he starts hitting himself with them. A young man asks in surprise: “Uncle, why are you hitting yourself with stones?” The man replies: “Son, tell me, what do we have to do with the devil here? We need to stone the devil within ourselves, educate our souls, and purify ourselves.”</w:t>
+        <w:t>During the Hajj, when the time came to cast stones at the devil, one pilgrim began striking himself with the stones instead. A young man nearby asked in surprise:</w:t>
       </w:r>
     </w:p>
     <w:p>
@@ -36,12 +30,30 @@
         <w:jc w:val="left"/>
       </w:pPr>
       <w:r>
-        <w:rPr>
-          <w:rFonts w:ascii="Arial" w:hAnsi="Arial" w:eastAsia="Arial"/>
-          <w:i w:val="0"/>
-          <w:color w:val="000000"/>
-          <w:sz w:val="22"/>
-        </w:rPr>
+        <w:t>— Uncle, why are you hitting yourself?</w:t>
+      </w:r>
+    </w:p>
+    <w:p>
+      <w:pPr>
+        <w:jc w:val="left"/>
+      </w:pPr>
+      <w:r>
+        <w:t>The man replied:</w:t>
+      </w:r>
+    </w:p>
+    <w:p>
+      <w:pPr>
+        <w:jc w:val="left"/>
+      </w:pPr>
+      <w:r>
+        <w:t>— My son, why concern ourselves only with the devil outside us? We should also confront the devil within, discipline our lower selves, and purify our hearts.</w:t>
+      </w:r>
+    </w:p>
+    <w:p>
+      <w:pPr>
+        <w:jc w:val="left"/>
+      </w:pPr>
+      <w:r>
         <w:t>* * *</w:t>
       </w:r>
     </w:p>
@@ -50,13 +62,7 @@
         <w:jc w:val="left"/>
       </w:pPr>
       <w:r>
-        <w:rPr>
-          <w:rFonts w:ascii="Arial" w:hAnsi="Arial" w:eastAsia="Arial"/>
-          <w:i w:val="0"/>
-          <w:color w:val="000000"/>
-          <w:sz w:val="22"/>
-        </w:rPr>
-        <w:t>The heat is in the fire, not in the hair,</w:t>
+        <w:t>The heat belongs to fire, not to the griddle;</w:t>
       </w:r>
     </w:p>
     <w:p>
@@ -64,13 +70,7 @@
         <w:jc w:val="left"/>
       </w:pPr>
       <w:r>
-        <w:rPr>
-          <w:rFonts w:ascii="Arial" w:hAnsi="Arial" w:eastAsia="Arial"/>
-          <w:i w:val="0"/>
-          <w:color w:val="000000"/>
-          <w:sz w:val="22"/>
-        </w:rPr>
-        <w:t>the miracle is in the head, not in the crown.</w:t>
+        <w:t>true worth lies in the mind, not in a crown.</w:t>
       </w:r>
     </w:p>
     <w:p>
@@ -78,13 +78,7 @@
         <w:jc w:val="left"/>
       </w:pPr>
       <w:r>
-        <w:rPr>
-          <w:rFonts w:ascii="Arial" w:hAnsi="Arial" w:eastAsia="Arial"/>
-          <w:i w:val="0"/>
-          <w:color w:val="000000"/>
-          <w:sz w:val="22"/>
-        </w:rPr>
-        <w:t>Whatever you seek, seek it within yourself,</w:t>
+        <w:t>Whatever you seek, first seek it within yourself —</w:t>
       </w:r>
     </w:p>
     <w:p>
@@ -92,13 +86,7 @@
         <w:jc w:val="left"/>
       </w:pPr>
       <w:r>
-        <w:rPr>
-          <w:rFonts w:ascii="Arial" w:hAnsi="Arial" w:eastAsia="Arial"/>
-          <w:i w:val="0"/>
-          <w:color w:val="000000"/>
-          <w:sz w:val="22"/>
-        </w:rPr>
-        <w:t>not in Jerusalem, Mecca, or the Hajj.</w:t>
+        <w:t>not only in Jerusalem, Mecca, or the Hajj.</w:t>
       </w:r>
     </w:p>
     <w:p>
@@ -120,23 +108,12 @@
       </w:pPr>
       <w:r>
         <w:rPr>
-          <w:rFonts w:ascii="Arial" w:hAnsi="Arial" w:eastAsia="Arial" w:cs="Arial"/>
           <w:b/>
-          <w:i w:val="0"/>
-          <w:color w:val="9A7417"/>
-          <w:sz w:val="22"/>
         </w:rPr>
         <w:t xml:space="preserve">Moral: </w:t>
       </w:r>
       <w:r>
-        <w:rPr>
-          <w:rFonts w:ascii="Arial" w:hAnsi="Arial" w:eastAsia="Arial" w:cs="Arial"/>
-          <w:b w:val="0"/>
-          <w:i w:val="0"/>
-          <w:color w:val="3F3826"/>
-          <w:sz w:val="22"/>
-        </w:rPr>
-        <w:t>The real struggle is not with the devil outside, but with one’s own soul. The miracle is not in the stones or crowns, but within one’s own soul.</w:t>
+        <w:t>The deepest struggle is not against an enemy outside us, but against our own uncontrolled desires. True spiritual worth is not found in outward symbols; it begins within.</w:t>
       </w:r>
     </w:p>
     <w:p>
